--- a/public/laporan-format.docx
+++ b/public/laporan-format.docx
@@ -1431,13 +1431,23 @@
                 <w:szCs w:val="20"/>
               </w:rPr>
             </w:pPr>
+            <w:proofErr w:type="spellStart"/>
             <w:r>
               <w:rPr>
                 <w:rFonts w:ascii="Arial" w:hAnsi="Arial" w:cs="Arial"/>
                 <w:sz w:val="20"/>
                 <w:szCs w:val="20"/>
               </w:rPr>
-              <w:t>{</w:t>
+              <w:t>Terlaksananya</w:t>
+            </w:r>
+            <w:proofErr w:type="spellEnd"/>
+            <w:r>
+              <w:rPr>
+                <w:rFonts w:ascii="Arial" w:hAnsi="Arial" w:cs="Arial"/>
+                <w:sz w:val="20"/>
+                <w:szCs w:val="20"/>
+              </w:rPr>
+              <w:t xml:space="preserve"> </w:t>
             </w:r>
             <w:proofErr w:type="spellStart"/>
             <w:r>
@@ -1446,7 +1456,25 @@
                 <w:sz w:val="20"/>
                 <w:szCs w:val="20"/>
               </w:rPr>
-              <w:t>hasil</w:t>
+              <w:t>tugas</w:t>
+            </w:r>
+            <w:proofErr w:type="spellEnd"/>
+            <w:r>
+              <w:rPr>
+                <w:rFonts w:ascii="Arial" w:hAnsi="Arial" w:cs="Arial"/>
+                <w:sz w:val="20"/>
+                <w:szCs w:val="20"/>
+              </w:rPr>
+              <w:t xml:space="preserve"> {</w:t>
+            </w:r>
+            <w:proofErr w:type="spellStart"/>
+            <w:r>
+              <w:rPr>
+                <w:rFonts w:ascii="Arial" w:hAnsi="Arial" w:cs="Arial"/>
+                <w:sz w:val="20"/>
+                <w:szCs w:val="20"/>
+              </w:rPr>
+              <w:t>kegiatan</w:t>
             </w:r>
             <w:proofErr w:type="spellEnd"/>
             <w:r>
@@ -6156,6 +6184,9 @@
   <wne:recipientData>
     <wne:active wne:val="1"/>
     <wne:hash wne:val="-1708347488"/>
+  </wne:recipientData>
+  <wne:recipientData>
+    <wne:active wne:val="1"/>
   </wne:recipientData>
   <wne:recipientData>
     <wne:active wne:val="1"/>

--- a/public/laporan-format.docx
+++ b/public/laporan-format.docx
@@ -121,10 +121,6 @@
     </w:p>
     <w:p>
       <w:pPr>
-        <w:tabs>
-          <w:tab w:val="left" w:pos="426"/>
-          <w:tab w:val="center" w:pos="4749"/>
-        </w:tabs>
         <w:ind w:left="1134"/>
         <w:jc w:val="center"/>
         <w:rPr>
@@ -138,46 +134,7 @@
           <w:b/>
           <w:lang w:val="sv-SE"/>
         </w:rPr>
-        <w:t xml:space="preserve">KANTOR WILAYAH </w:t>
-      </w:r>
-      <w:r>
-        <w:rPr>
-          <w:rFonts w:ascii="Arial" w:hAnsi="Arial" w:cs="Arial"/>
-          <w:b/>
-        </w:rPr>
-        <w:t xml:space="preserve">KEMENTERIAN </w:t>
-      </w:r>
-      <w:r>
-        <w:rPr>
-          <w:rFonts w:ascii="Arial" w:hAnsi="Arial" w:cs="Arial"/>
-          <w:b/>
-        </w:rPr>
-        <w:t>HAJI DAN UMRAH</w:t>
-      </w:r>
-    </w:p>
-    <w:p>
-      <w:pPr>
-        <w:ind w:left="1134"/>
-        <w:jc w:val="center"/>
-        <w:rPr>
-          <w:rFonts w:ascii="Arial" w:hAnsi="Arial" w:cs="Arial"/>
-          <w:b/>
-        </w:rPr>
-      </w:pPr>
-      <w:r>
-        <w:rPr>
-          <w:rFonts w:ascii="Arial" w:hAnsi="Arial" w:cs="Arial"/>
-          <w:b/>
-          <w:lang w:val="id-ID"/>
-        </w:rPr>
-        <w:t>P</w:t>
-      </w:r>
-      <w:r>
-        <w:rPr>
-          <w:rFonts w:ascii="Arial" w:hAnsi="Arial" w:cs="Arial"/>
-          <w:b/>
-        </w:rPr>
-        <w:t>ROVINSI JAWA BARAT</w:t>
+        <w:t>{namaKantor}</w:t>
       </w:r>
     </w:p>
     <w:p>
@@ -196,79 +153,7 @@
           <w:sz w:val="20"/>
           <w:szCs w:val="20"/>
         </w:rPr>
-        <w:t xml:space="preserve">Jalan </w:t>
-      </w:r>
-      <w:proofErr w:type="spellStart"/>
-      <w:r>
-        <w:rPr>
-          <w:rFonts w:ascii="Arial" w:hAnsi="Arial" w:cs="Arial"/>
-          <w:sz w:val="20"/>
-          <w:szCs w:val="20"/>
-        </w:rPr>
-        <w:t>Cimincrang</w:t>
-      </w:r>
-      <w:proofErr w:type="spellEnd"/>
-      <w:r>
-        <w:rPr>
-          <w:rFonts w:ascii="Arial" w:hAnsi="Arial" w:cs="Arial"/>
-          <w:sz w:val="20"/>
-          <w:szCs w:val="20"/>
-        </w:rPr>
-        <w:t xml:space="preserve"> </w:t>
-      </w:r>
-      <w:proofErr w:type="spellStart"/>
-      <w:r>
-        <w:rPr>
-          <w:rFonts w:ascii="Arial" w:hAnsi="Arial" w:cs="Arial"/>
-          <w:sz w:val="20"/>
-          <w:szCs w:val="20"/>
-        </w:rPr>
-        <w:t>Nomor</w:t>
-      </w:r>
-      <w:proofErr w:type="spellEnd"/>
-      <w:r>
-        <w:rPr>
-          <w:rFonts w:ascii="Arial" w:hAnsi="Arial" w:cs="Arial"/>
-          <w:sz w:val="20"/>
-          <w:szCs w:val="20"/>
-        </w:rPr>
-        <w:t xml:space="preserve"> 26 </w:t>
-      </w:r>
-      <w:proofErr w:type="spellStart"/>
-      <w:r>
-        <w:rPr>
-          <w:rFonts w:ascii="Arial" w:hAnsi="Arial" w:cs="Arial"/>
-          <w:sz w:val="20"/>
-          <w:szCs w:val="20"/>
-        </w:rPr>
-        <w:t>Cimenerang</w:t>
-      </w:r>
-      <w:proofErr w:type="spellEnd"/>
-      <w:r>
-        <w:rPr>
-          <w:rFonts w:ascii="Arial" w:hAnsi="Arial" w:cs="Arial"/>
-          <w:sz w:val="20"/>
-          <w:szCs w:val="20"/>
-        </w:rPr>
-        <w:t xml:space="preserve"> </w:t>
-      </w:r>
-      <w:proofErr w:type="spellStart"/>
-      <w:r>
-        <w:rPr>
-          <w:rFonts w:ascii="Arial" w:hAnsi="Arial" w:cs="Arial"/>
-          <w:sz w:val="20"/>
-          <w:szCs w:val="20"/>
-        </w:rPr>
-        <w:t>Panyileukan</w:t>
-      </w:r>
-      <w:proofErr w:type="spellEnd"/>
-      <w:r>
-        <w:rPr>
-          <w:rFonts w:ascii="Arial" w:hAnsi="Arial" w:cs="Arial"/>
-          <w:sz w:val="20"/>
-          <w:szCs w:val="20"/>
-        </w:rPr>
-        <w:t xml:space="preserve"> Kota Bandung 40292</w:t>
+        <w:t>{alamat}</w:t>
       </w:r>
     </w:p>
     <w:p>
@@ -303,7 +188,7 @@
           <w:sz w:val="20"/>
           <w:szCs w:val="20"/>
         </w:rPr>
-        <w:t>0813 893 9788</w:t>
+        <w:t>{callCenter}</w:t>
       </w:r>
     </w:p>
     <w:p>
@@ -336,7 +221,7 @@
             <w:sz w:val="20"/>
             <w:szCs w:val="20"/>
           </w:rPr>
-          <w:t>https://jabar.haji.go.id</w:t>
+          <w:t>{website}</w:t>
         </w:r>
       </w:hyperlink>
       <w:r>
@@ -367,9 +252,19 @@
             <w:sz w:val="20"/>
             <w:szCs w:val="20"/>
           </w:rPr>
-          <w:t>jabar@haji.go.id</w:t>
+          <w:t>{email</w:t>
         </w:r>
       </w:hyperlink>
+      <w:r>
+        <w:rPr>
+          <w:rFonts w:ascii="Arial" w:hAnsi="Arial" w:cs="Arial"/>
+          <w:i/>
+          <w:iCs/>
+          <w:sz w:val="20"/>
+          <w:szCs w:val="20"/>
+        </w:rPr>
+        <w:t>}</w:t>
+      </w:r>
     </w:p>
     <w:p>
       <w:pPr>
@@ -587,18 +482,8 @@
                 <w:sz w:val="20"/>
                 <w:szCs w:val="20"/>
               </w:rPr>
-              <w:t xml:space="preserve">Nama </w:t>
+              <w:t>Nama Petugas</w:t>
             </w:r>
-            <w:proofErr w:type="spellStart"/>
-            <w:r>
-              <w:rPr>
-                <w:rFonts w:ascii="Arial" w:hAnsi="Arial" w:cs="Arial"/>
-                <w:sz w:val="20"/>
-                <w:szCs w:val="20"/>
-              </w:rPr>
-              <w:t>Petugas</w:t>
-            </w:r>
-            <w:proofErr w:type="spellEnd"/>
           </w:p>
         </w:tc>
         <w:tc>
@@ -742,25 +627,7 @@
                 <w:sz w:val="20"/>
                 <w:szCs w:val="20"/>
               </w:rPr>
-              <w:t xml:space="preserve">Maksud </w:t>
-            </w:r>
-            <w:proofErr w:type="spellStart"/>
-            <w:r>
-              <w:rPr>
-                <w:rFonts w:ascii="Arial" w:hAnsi="Arial" w:cs="Arial"/>
-                <w:sz w:val="20"/>
-                <w:szCs w:val="20"/>
-              </w:rPr>
-              <w:t>Perjalanan</w:t>
-            </w:r>
-            <w:proofErr w:type="spellEnd"/>
-            <w:r>
-              <w:rPr>
-                <w:rFonts w:ascii="Arial" w:hAnsi="Arial" w:cs="Arial"/>
-                <w:sz w:val="20"/>
-                <w:szCs w:val="20"/>
-              </w:rPr>
-              <w:t xml:space="preserve"> Dinas</w:t>
+              <w:t>Maksud Perjalanan Dinas</w:t>
             </w:r>
           </w:p>
         </w:tc>
@@ -809,25 +676,7 @@
                 <w:sz w:val="20"/>
                 <w:szCs w:val="20"/>
               </w:rPr>
-              <w:t>{</w:t>
-            </w:r>
-            <w:proofErr w:type="spellStart"/>
-            <w:r>
-              <w:rPr>
-                <w:rFonts w:ascii="Arial" w:hAnsi="Arial" w:cs="Arial"/>
-                <w:sz w:val="20"/>
-                <w:szCs w:val="20"/>
-              </w:rPr>
-              <w:t>kegiatan</w:t>
-            </w:r>
-            <w:proofErr w:type="spellEnd"/>
-            <w:r>
-              <w:rPr>
-                <w:rFonts w:ascii="Arial" w:hAnsi="Arial" w:cs="Arial"/>
-                <w:sz w:val="20"/>
-                <w:szCs w:val="20"/>
-              </w:rPr>
-              <w:t>}</w:t>
+              <w:t>{kegiatan}</w:t>
             </w:r>
           </w:p>
         </w:tc>
@@ -847,41 +696,13 @@
                 <w:szCs w:val="20"/>
               </w:rPr>
             </w:pPr>
-            <w:proofErr w:type="spellStart"/>
             <w:r>
               <w:rPr>
                 <w:rFonts w:ascii="Arial" w:hAnsi="Arial" w:cs="Arial"/>
                 <w:sz w:val="20"/>
                 <w:szCs w:val="20"/>
               </w:rPr>
-              <w:t>Tempat</w:t>
-            </w:r>
-            <w:proofErr w:type="spellEnd"/>
-            <w:r>
-              <w:rPr>
-                <w:rFonts w:ascii="Arial" w:hAnsi="Arial" w:cs="Arial"/>
-                <w:sz w:val="20"/>
-                <w:szCs w:val="20"/>
-              </w:rPr>
-              <w:t xml:space="preserve"> </w:t>
-            </w:r>
-            <w:proofErr w:type="spellStart"/>
-            <w:r>
-              <w:rPr>
-                <w:rFonts w:ascii="Arial" w:hAnsi="Arial" w:cs="Arial"/>
-                <w:sz w:val="20"/>
-                <w:szCs w:val="20"/>
-              </w:rPr>
-              <w:t>Berangkat</w:t>
-            </w:r>
-            <w:proofErr w:type="spellEnd"/>
-            <w:r>
-              <w:rPr>
-                <w:rFonts w:ascii="Arial" w:hAnsi="Arial" w:cs="Arial"/>
-                <w:sz w:val="20"/>
-                <w:szCs w:val="20"/>
-              </w:rPr>
-              <w:t xml:space="preserve"> </w:t>
+              <w:t xml:space="preserve">Tempat Berangkat </w:t>
             </w:r>
           </w:p>
         </w:tc>
@@ -930,7 +751,7 @@
                 <w:sz w:val="20"/>
                 <w:szCs w:val="20"/>
               </w:rPr>
-              <w:t>Kota Bandung</w:t>
+              <w:t>{asal}</w:t>
             </w:r>
           </w:p>
         </w:tc>
@@ -950,23 +771,13 @@
                 <w:szCs w:val="20"/>
               </w:rPr>
             </w:pPr>
-            <w:proofErr w:type="spellStart"/>
             <w:r>
               <w:rPr>
                 <w:rFonts w:ascii="Arial" w:hAnsi="Arial" w:cs="Arial"/>
                 <w:sz w:val="20"/>
                 <w:szCs w:val="20"/>
               </w:rPr>
-              <w:t>Tempat</w:t>
-            </w:r>
-            <w:proofErr w:type="spellEnd"/>
-            <w:r>
-              <w:rPr>
-                <w:rFonts w:ascii="Arial" w:hAnsi="Arial" w:cs="Arial"/>
-                <w:sz w:val="20"/>
-                <w:szCs w:val="20"/>
-              </w:rPr>
-              <w:t xml:space="preserve"> Tujuan </w:t>
+              <w:t xml:space="preserve">Tempat Tujuan </w:t>
             </w:r>
           </w:p>
         </w:tc>
@@ -1015,25 +826,7 @@
                 <w:sz w:val="20"/>
                 <w:szCs w:val="20"/>
               </w:rPr>
-              <w:t>{</w:t>
-            </w:r>
-            <w:proofErr w:type="spellStart"/>
-            <w:r>
-              <w:rPr>
-                <w:rFonts w:ascii="Arial" w:hAnsi="Arial" w:cs="Arial"/>
-                <w:sz w:val="20"/>
-                <w:szCs w:val="20"/>
-              </w:rPr>
-              <w:t>kabkota</w:t>
-            </w:r>
-            <w:proofErr w:type="spellEnd"/>
-            <w:r>
-              <w:rPr>
-                <w:rFonts w:ascii="Arial" w:hAnsi="Arial" w:cs="Arial"/>
-                <w:sz w:val="20"/>
-                <w:szCs w:val="20"/>
-              </w:rPr>
-              <w:t>}</w:t>
+              <w:t>{kabkota}</w:t>
             </w:r>
           </w:p>
         </w:tc>
@@ -1059,25 +852,7 @@
                 <w:sz w:val="20"/>
                 <w:szCs w:val="20"/>
               </w:rPr>
-              <w:t xml:space="preserve">Lamanya </w:t>
-            </w:r>
-            <w:proofErr w:type="spellStart"/>
-            <w:r>
-              <w:rPr>
-                <w:rFonts w:ascii="Arial" w:hAnsi="Arial" w:cs="Arial"/>
-                <w:sz w:val="20"/>
-                <w:szCs w:val="20"/>
-              </w:rPr>
-              <w:t>Perjalanan</w:t>
-            </w:r>
-            <w:proofErr w:type="spellEnd"/>
-            <w:r>
-              <w:rPr>
-                <w:rFonts w:ascii="Arial" w:hAnsi="Arial" w:cs="Arial"/>
-                <w:sz w:val="20"/>
-                <w:szCs w:val="20"/>
-              </w:rPr>
-              <w:t xml:space="preserve"> Dinas</w:t>
+              <w:t>Lamanya Perjalanan Dinas</w:t>
             </w:r>
           </w:p>
         </w:tc>
@@ -1126,18 +901,8 @@
                 <w:sz w:val="20"/>
                 <w:szCs w:val="20"/>
               </w:rPr>
-              <w:t xml:space="preserve">{lama} </w:t>
+              <w:t>{lama} hari</w:t>
             </w:r>
-            <w:proofErr w:type="spellStart"/>
-            <w:r>
-              <w:rPr>
-                <w:rFonts w:ascii="Arial" w:hAnsi="Arial" w:cs="Arial"/>
-                <w:sz w:val="20"/>
-                <w:szCs w:val="20"/>
-              </w:rPr>
-              <w:t>hari</w:t>
-            </w:r>
-            <w:proofErr w:type="spellEnd"/>
           </w:p>
         </w:tc>
       </w:tr>
@@ -1156,34 +921,14 @@
                 <w:szCs w:val="20"/>
               </w:rPr>
             </w:pPr>
-            <w:proofErr w:type="spellStart"/>
             <w:r>
               <w:rPr>
                 <w:rFonts w:ascii="Arial" w:hAnsi="Arial" w:cs="Arial"/>
                 <w:sz w:val="20"/>
                 <w:szCs w:val="20"/>
               </w:rPr>
-              <w:t>Tanggal</w:t>
+              <w:t>Tanggal Berangkat</w:t>
             </w:r>
-            <w:proofErr w:type="spellEnd"/>
-            <w:r>
-              <w:rPr>
-                <w:rFonts w:ascii="Arial" w:hAnsi="Arial" w:cs="Arial"/>
-                <w:sz w:val="20"/>
-                <w:szCs w:val="20"/>
-              </w:rPr>
-              <w:t xml:space="preserve"> </w:t>
-            </w:r>
-            <w:proofErr w:type="spellStart"/>
-            <w:r>
-              <w:rPr>
-                <w:rFonts w:ascii="Arial" w:hAnsi="Arial" w:cs="Arial"/>
-                <w:sz w:val="20"/>
-                <w:szCs w:val="20"/>
-              </w:rPr>
-              <w:t>Berangkat</w:t>
-            </w:r>
-            <w:proofErr w:type="spellEnd"/>
           </w:p>
         </w:tc>
         <w:tc>
@@ -1231,25 +976,7 @@
                 <w:sz w:val="20"/>
                 <w:szCs w:val="20"/>
               </w:rPr>
-              <w:t>{</w:t>
-            </w:r>
-            <w:proofErr w:type="spellStart"/>
-            <w:r>
-              <w:rPr>
-                <w:rFonts w:ascii="Arial" w:hAnsi="Arial" w:cs="Arial"/>
-                <w:sz w:val="20"/>
-                <w:szCs w:val="20"/>
-              </w:rPr>
-              <w:t>tglBerangkat</w:t>
-            </w:r>
-            <w:proofErr w:type="spellEnd"/>
-            <w:r>
-              <w:rPr>
-                <w:rFonts w:ascii="Arial" w:hAnsi="Arial" w:cs="Arial"/>
-                <w:sz w:val="20"/>
-                <w:szCs w:val="20"/>
-              </w:rPr>
-              <w:t>}</w:t>
+              <w:t>{tglBerangkat}</w:t>
             </w:r>
           </w:p>
         </w:tc>
@@ -1269,23 +996,13 @@
                 <w:szCs w:val="20"/>
               </w:rPr>
             </w:pPr>
-            <w:proofErr w:type="spellStart"/>
             <w:r>
               <w:rPr>
                 <w:rFonts w:ascii="Arial" w:hAnsi="Arial" w:cs="Arial"/>
                 <w:sz w:val="20"/>
                 <w:szCs w:val="20"/>
               </w:rPr>
-              <w:t>Tanggal</w:t>
-            </w:r>
-            <w:proofErr w:type="spellEnd"/>
-            <w:r>
-              <w:rPr>
-                <w:rFonts w:ascii="Arial" w:hAnsi="Arial" w:cs="Arial"/>
-                <w:sz w:val="20"/>
-                <w:szCs w:val="20"/>
-              </w:rPr>
-              <w:t xml:space="preserve"> Kembali</w:t>
+              <w:t>Tanggal Kembali</w:t>
             </w:r>
           </w:p>
         </w:tc>
@@ -1334,25 +1051,7 @@
                 <w:sz w:val="20"/>
                 <w:szCs w:val="20"/>
               </w:rPr>
-              <w:t>{</w:t>
-            </w:r>
-            <w:proofErr w:type="spellStart"/>
-            <w:r>
-              <w:rPr>
-                <w:rFonts w:ascii="Arial" w:hAnsi="Arial" w:cs="Arial"/>
-                <w:sz w:val="20"/>
-                <w:szCs w:val="20"/>
-              </w:rPr>
-              <w:t>tglKembali</w:t>
-            </w:r>
-            <w:proofErr w:type="spellEnd"/>
-            <w:r>
-              <w:rPr>
-                <w:rFonts w:ascii="Arial" w:hAnsi="Arial" w:cs="Arial"/>
-                <w:sz w:val="20"/>
-                <w:szCs w:val="20"/>
-              </w:rPr>
-              <w:t>}</w:t>
+              <w:t>{tglKembali}</w:t>
             </w:r>
           </w:p>
         </w:tc>
@@ -1378,18 +1077,8 @@
                 <w:sz w:val="20"/>
                 <w:szCs w:val="20"/>
               </w:rPr>
-              <w:t xml:space="preserve">Hasil </w:t>
+              <w:t>Hasil Kegiatan</w:t>
             </w:r>
-            <w:proofErr w:type="spellStart"/>
-            <w:r>
-              <w:rPr>
-                <w:rFonts w:ascii="Arial" w:hAnsi="Arial" w:cs="Arial"/>
-                <w:sz w:val="20"/>
-                <w:szCs w:val="20"/>
-              </w:rPr>
-              <w:t>Kegiatan</w:t>
-            </w:r>
-            <w:proofErr w:type="spellEnd"/>
           </w:p>
         </w:tc>
         <w:tc>
@@ -1431,59 +1120,13 @@
                 <w:szCs w:val="20"/>
               </w:rPr>
             </w:pPr>
-            <w:proofErr w:type="spellStart"/>
             <w:r>
               <w:rPr>
                 <w:rFonts w:ascii="Arial" w:hAnsi="Arial" w:cs="Arial"/>
                 <w:sz w:val="20"/>
                 <w:szCs w:val="20"/>
               </w:rPr>
-              <w:t>Terlaksananya</w:t>
-            </w:r>
-            <w:proofErr w:type="spellEnd"/>
-            <w:r>
-              <w:rPr>
-                <w:rFonts w:ascii="Arial" w:hAnsi="Arial" w:cs="Arial"/>
-                <w:sz w:val="20"/>
-                <w:szCs w:val="20"/>
-              </w:rPr>
-              <w:t xml:space="preserve"> </w:t>
-            </w:r>
-            <w:proofErr w:type="spellStart"/>
-            <w:r>
-              <w:rPr>
-                <w:rFonts w:ascii="Arial" w:hAnsi="Arial" w:cs="Arial"/>
-                <w:sz w:val="20"/>
-                <w:szCs w:val="20"/>
-              </w:rPr>
-              <w:t>tugas</w:t>
-            </w:r>
-            <w:proofErr w:type="spellEnd"/>
-            <w:r>
-              <w:rPr>
-                <w:rFonts w:ascii="Arial" w:hAnsi="Arial" w:cs="Arial"/>
-                <w:sz w:val="20"/>
-                <w:szCs w:val="20"/>
-              </w:rPr>
-              <w:t xml:space="preserve"> {</w:t>
-            </w:r>
-            <w:proofErr w:type="spellStart"/>
-            <w:r>
-              <w:rPr>
-                <w:rFonts w:ascii="Arial" w:hAnsi="Arial" w:cs="Arial"/>
-                <w:sz w:val="20"/>
-                <w:szCs w:val="20"/>
-              </w:rPr>
-              <w:t>kegiatan</w:t>
-            </w:r>
-            <w:proofErr w:type="spellEnd"/>
-            <w:r>
-              <w:rPr>
-                <w:rFonts w:ascii="Arial" w:hAnsi="Arial" w:cs="Arial"/>
-                <w:sz w:val="20"/>
-                <w:szCs w:val="20"/>
-              </w:rPr>
-              <w:t>}</w:t>
+              <w:t>Terlaksananya tugas {kegiatan}</w:t>
             </w:r>
           </w:p>
         </w:tc>
@@ -1577,59 +1220,13 @@
                 <w:szCs w:val="20"/>
               </w:rPr>
             </w:pPr>
-            <w:proofErr w:type="spellStart"/>
             <w:r>
               <w:rPr>
                 <w:rFonts w:ascii="Arial" w:hAnsi="Arial" w:cs="Arial"/>
                 <w:sz w:val="20"/>
                 <w:szCs w:val="20"/>
               </w:rPr>
-              <w:t>Petugas</w:t>
-            </w:r>
-            <w:proofErr w:type="spellEnd"/>
-            <w:r>
-              <w:rPr>
-                <w:rFonts w:ascii="Arial" w:hAnsi="Arial" w:cs="Arial"/>
-                <w:sz w:val="20"/>
-                <w:szCs w:val="20"/>
-              </w:rPr>
-              <w:t xml:space="preserve"> yang </w:t>
-            </w:r>
-            <w:proofErr w:type="spellStart"/>
-            <w:r>
-              <w:rPr>
-                <w:rFonts w:ascii="Arial" w:hAnsi="Arial" w:cs="Arial"/>
-                <w:sz w:val="20"/>
-                <w:szCs w:val="20"/>
-              </w:rPr>
-              <w:t>melaksanakan</w:t>
-            </w:r>
-            <w:proofErr w:type="spellEnd"/>
-            <w:r>
-              <w:rPr>
-                <w:rFonts w:ascii="Arial" w:hAnsi="Arial" w:cs="Arial"/>
-                <w:sz w:val="20"/>
-                <w:szCs w:val="20"/>
-              </w:rPr>
-              <w:t xml:space="preserve"> </w:t>
-            </w:r>
-            <w:proofErr w:type="spellStart"/>
-            <w:r>
-              <w:rPr>
-                <w:rFonts w:ascii="Arial" w:hAnsi="Arial" w:cs="Arial"/>
-                <w:sz w:val="20"/>
-                <w:szCs w:val="20"/>
-              </w:rPr>
-              <w:t>perjalanan</w:t>
-            </w:r>
-            <w:proofErr w:type="spellEnd"/>
-            <w:r>
-              <w:rPr>
-                <w:rFonts w:ascii="Arial" w:hAnsi="Arial" w:cs="Arial"/>
-                <w:sz w:val="20"/>
-                <w:szCs w:val="20"/>
-              </w:rPr>
-              <w:t>,</w:t>
+              <w:t>Petugas yang melaksanakan perjalanan,</w:t>
             </w:r>
           </w:p>
         </w:tc>
@@ -6184,6 +5781,9 @@
   <wne:recipientData>
     <wne:active wne:val="1"/>
     <wne:hash wne:val="-1708347488"/>
+  </wne:recipientData>
+  <wne:recipientData>
+    <wne:active wne:val="1"/>
   </wne:recipientData>
   <wne:recipientData>
     <wne:active wne:val="1"/>
@@ -6997,6 +6597,18 @@
       <w:u w:val="single"/>
     </w:rPr>
   </w:style>
+  <w:style w:type="character" w:styleId="UnresolvedMention">
+    <w:name w:val="Unresolved Mention"/>
+    <w:basedOn w:val="DefaultParagraphFont"/>
+    <w:uiPriority w:val="99"/>
+    <w:semiHidden/>
+    <w:unhideWhenUsed/>
+    <w:rsid w:val="005510AF"/>
+    <w:rPr>
+      <w:color w:val="605E5C"/>
+      <w:shd w:val="clear" w:color="auto" w:fill="E1DFDD"/>
+    </w:rPr>
+  </w:style>
 </w:styles>
 </file>
 

--- a/public/laporan-format.docx
+++ b/public/laporan-format.docx
@@ -139,7 +139,7 @@
     </w:p>
     <w:p>
       <w:pPr>
-        <w:ind w:left="1134"/>
+        <w:ind w:left="2552" w:right="1416"/>
         <w:jc w:val="center"/>
         <w:rPr>
           <w:rFonts w:ascii="Arial" w:hAnsi="Arial" w:cs="Arial"/>
@@ -153,7 +153,25 @@
           <w:sz w:val="20"/>
           <w:szCs w:val="20"/>
         </w:rPr>
-        <w:t>{alamat}</w:t>
+        <w:t>{</w:t>
+      </w:r>
+      <w:proofErr w:type="spellStart"/>
+      <w:r>
+        <w:rPr>
+          <w:rFonts w:ascii="Arial" w:hAnsi="Arial" w:cs="Arial"/>
+          <w:sz w:val="20"/>
+          <w:szCs w:val="20"/>
+        </w:rPr>
+        <w:t>alamat</w:t>
+      </w:r>
+      <w:proofErr w:type="spellEnd"/>
+      <w:r>
+        <w:rPr>
+          <w:rFonts w:ascii="Arial" w:hAnsi="Arial" w:cs="Arial"/>
+          <w:sz w:val="20"/>
+          <w:szCs w:val="20"/>
+        </w:rPr>
+        <w:t>}</w:t>
       </w:r>
     </w:p>
     <w:p>
@@ -188,7 +206,25 @@
           <w:sz w:val="20"/>
           <w:szCs w:val="20"/>
         </w:rPr>
-        <w:t>{callCenter}</w:t>
+        <w:t>{</w:t>
+      </w:r>
+      <w:proofErr w:type="spellStart"/>
+      <w:r>
+        <w:rPr>
+          <w:rFonts w:ascii="Arial" w:hAnsi="Arial" w:cs="Arial"/>
+          <w:sz w:val="20"/>
+          <w:szCs w:val="20"/>
+        </w:rPr>
+        <w:t>callCenter</w:t>
+      </w:r>
+      <w:proofErr w:type="spellEnd"/>
+      <w:r>
+        <w:rPr>
+          <w:rFonts w:ascii="Arial" w:hAnsi="Arial" w:cs="Arial"/>
+          <w:sz w:val="20"/>
+          <w:szCs w:val="20"/>
+        </w:rPr>
+        <w:t>}</w:t>
       </w:r>
     </w:p>
     <w:p>
@@ -482,8 +518,18 @@
                 <w:sz w:val="20"/>
                 <w:szCs w:val="20"/>
               </w:rPr>
-              <w:t>Nama Petugas</w:t>
+              <w:t xml:space="preserve">Nama </w:t>
             </w:r>
+            <w:proofErr w:type="spellStart"/>
+            <w:r>
+              <w:rPr>
+                <w:rFonts w:ascii="Arial" w:hAnsi="Arial" w:cs="Arial"/>
+                <w:sz w:val="20"/>
+                <w:szCs w:val="20"/>
+              </w:rPr>
+              <w:t>Petugas</w:t>
+            </w:r>
+            <w:proofErr w:type="spellEnd"/>
           </w:p>
         </w:tc>
         <w:tc>
@@ -627,7 +673,25 @@
                 <w:sz w:val="20"/>
                 <w:szCs w:val="20"/>
               </w:rPr>
-              <w:t>Maksud Perjalanan Dinas</w:t>
+              <w:t xml:space="preserve">Maksud </w:t>
+            </w:r>
+            <w:proofErr w:type="spellStart"/>
+            <w:r>
+              <w:rPr>
+                <w:rFonts w:ascii="Arial" w:hAnsi="Arial" w:cs="Arial"/>
+                <w:sz w:val="20"/>
+                <w:szCs w:val="20"/>
+              </w:rPr>
+              <w:t>Perjalanan</w:t>
+            </w:r>
+            <w:proofErr w:type="spellEnd"/>
+            <w:r>
+              <w:rPr>
+                <w:rFonts w:ascii="Arial" w:hAnsi="Arial" w:cs="Arial"/>
+                <w:sz w:val="20"/>
+                <w:szCs w:val="20"/>
+              </w:rPr>
+              <w:t xml:space="preserve"> Dinas</w:t>
             </w:r>
           </w:p>
         </w:tc>
@@ -676,7 +740,25 @@
                 <w:sz w:val="20"/>
                 <w:szCs w:val="20"/>
               </w:rPr>
-              <w:t>{kegiatan}</w:t>
+              <w:t>{</w:t>
+            </w:r>
+            <w:proofErr w:type="spellStart"/>
+            <w:r>
+              <w:rPr>
+                <w:rFonts w:ascii="Arial" w:hAnsi="Arial" w:cs="Arial"/>
+                <w:sz w:val="20"/>
+                <w:szCs w:val="20"/>
+              </w:rPr>
+              <w:t>kegiatan</w:t>
+            </w:r>
+            <w:proofErr w:type="spellEnd"/>
+            <w:r>
+              <w:rPr>
+                <w:rFonts w:ascii="Arial" w:hAnsi="Arial" w:cs="Arial"/>
+                <w:sz w:val="20"/>
+                <w:szCs w:val="20"/>
+              </w:rPr>
+              <w:t>}</w:t>
             </w:r>
           </w:p>
         </w:tc>
@@ -696,13 +778,41 @@
                 <w:szCs w:val="20"/>
               </w:rPr>
             </w:pPr>
+            <w:proofErr w:type="spellStart"/>
             <w:r>
               <w:rPr>
                 <w:rFonts w:ascii="Arial" w:hAnsi="Arial" w:cs="Arial"/>
                 <w:sz w:val="20"/>
                 <w:szCs w:val="20"/>
               </w:rPr>
-              <w:t xml:space="preserve">Tempat Berangkat </w:t>
+              <w:t>Tempat</w:t>
+            </w:r>
+            <w:proofErr w:type="spellEnd"/>
+            <w:r>
+              <w:rPr>
+                <w:rFonts w:ascii="Arial" w:hAnsi="Arial" w:cs="Arial"/>
+                <w:sz w:val="20"/>
+                <w:szCs w:val="20"/>
+              </w:rPr>
+              <w:t xml:space="preserve"> </w:t>
+            </w:r>
+            <w:proofErr w:type="spellStart"/>
+            <w:r>
+              <w:rPr>
+                <w:rFonts w:ascii="Arial" w:hAnsi="Arial" w:cs="Arial"/>
+                <w:sz w:val="20"/>
+                <w:szCs w:val="20"/>
+              </w:rPr>
+              <w:t>Berangkat</w:t>
+            </w:r>
+            <w:proofErr w:type="spellEnd"/>
+            <w:r>
+              <w:rPr>
+                <w:rFonts w:ascii="Arial" w:hAnsi="Arial" w:cs="Arial"/>
+                <w:sz w:val="20"/>
+                <w:szCs w:val="20"/>
+              </w:rPr>
+              <w:t xml:space="preserve"> </w:t>
             </w:r>
           </w:p>
         </w:tc>
@@ -751,7 +861,25 @@
                 <w:sz w:val="20"/>
                 <w:szCs w:val="20"/>
               </w:rPr>
-              <w:t>{asal}</w:t>
+              <w:t>{</w:t>
+            </w:r>
+            <w:proofErr w:type="spellStart"/>
+            <w:r>
+              <w:rPr>
+                <w:rFonts w:ascii="Arial" w:hAnsi="Arial" w:cs="Arial"/>
+                <w:sz w:val="20"/>
+                <w:szCs w:val="20"/>
+              </w:rPr>
+              <w:t>asal</w:t>
+            </w:r>
+            <w:proofErr w:type="spellEnd"/>
+            <w:r>
+              <w:rPr>
+                <w:rFonts w:ascii="Arial" w:hAnsi="Arial" w:cs="Arial"/>
+                <w:sz w:val="20"/>
+                <w:szCs w:val="20"/>
+              </w:rPr>
+              <w:t>}</w:t>
             </w:r>
           </w:p>
         </w:tc>
@@ -771,13 +899,23 @@
                 <w:szCs w:val="20"/>
               </w:rPr>
             </w:pPr>
+            <w:proofErr w:type="spellStart"/>
             <w:r>
               <w:rPr>
                 <w:rFonts w:ascii="Arial" w:hAnsi="Arial" w:cs="Arial"/>
                 <w:sz w:val="20"/>
                 <w:szCs w:val="20"/>
               </w:rPr>
-              <w:t xml:space="preserve">Tempat Tujuan </w:t>
+              <w:t>Tempat</w:t>
+            </w:r>
+            <w:proofErr w:type="spellEnd"/>
+            <w:r>
+              <w:rPr>
+                <w:rFonts w:ascii="Arial" w:hAnsi="Arial" w:cs="Arial"/>
+                <w:sz w:val="20"/>
+                <w:szCs w:val="20"/>
+              </w:rPr>
+              <w:t xml:space="preserve"> Tujuan </w:t>
             </w:r>
           </w:p>
         </w:tc>
@@ -826,7 +964,25 @@
                 <w:sz w:val="20"/>
                 <w:szCs w:val="20"/>
               </w:rPr>
-              <w:t>{kabkota}</w:t>
+              <w:t>{</w:t>
+            </w:r>
+            <w:proofErr w:type="spellStart"/>
+            <w:r>
+              <w:rPr>
+                <w:rFonts w:ascii="Arial" w:hAnsi="Arial" w:cs="Arial"/>
+                <w:sz w:val="20"/>
+                <w:szCs w:val="20"/>
+              </w:rPr>
+              <w:t>kabkota</w:t>
+            </w:r>
+            <w:proofErr w:type="spellEnd"/>
+            <w:r>
+              <w:rPr>
+                <w:rFonts w:ascii="Arial" w:hAnsi="Arial" w:cs="Arial"/>
+                <w:sz w:val="20"/>
+                <w:szCs w:val="20"/>
+              </w:rPr>
+              <w:t>}</w:t>
             </w:r>
           </w:p>
         </w:tc>
@@ -852,7 +1008,25 @@
                 <w:sz w:val="20"/>
                 <w:szCs w:val="20"/>
               </w:rPr>
-              <w:t>Lamanya Perjalanan Dinas</w:t>
+              <w:t xml:space="preserve">Lamanya </w:t>
+            </w:r>
+            <w:proofErr w:type="spellStart"/>
+            <w:r>
+              <w:rPr>
+                <w:rFonts w:ascii="Arial" w:hAnsi="Arial" w:cs="Arial"/>
+                <w:sz w:val="20"/>
+                <w:szCs w:val="20"/>
+              </w:rPr>
+              <w:t>Perjalanan</w:t>
+            </w:r>
+            <w:proofErr w:type="spellEnd"/>
+            <w:r>
+              <w:rPr>
+                <w:rFonts w:ascii="Arial" w:hAnsi="Arial" w:cs="Arial"/>
+                <w:sz w:val="20"/>
+                <w:szCs w:val="20"/>
+              </w:rPr>
+              <w:t xml:space="preserve"> Dinas</w:t>
             </w:r>
           </w:p>
         </w:tc>
@@ -901,7 +1075,130 @@
                 <w:sz w:val="20"/>
                 <w:szCs w:val="20"/>
               </w:rPr>
-              <w:t>{lama} hari</w:t>
+              <w:t xml:space="preserve">{lama} </w:t>
+            </w:r>
+            <w:proofErr w:type="spellStart"/>
+            <w:r>
+              <w:rPr>
+                <w:rFonts w:ascii="Arial" w:hAnsi="Arial" w:cs="Arial"/>
+                <w:sz w:val="20"/>
+                <w:szCs w:val="20"/>
+              </w:rPr>
+              <w:t>hari</w:t>
+            </w:r>
+            <w:proofErr w:type="spellEnd"/>
+          </w:p>
+        </w:tc>
+      </w:tr>
+      <w:tr>
+        <w:tc>
+          <w:tcPr>
+            <w:tcW w:w="2835" w:type="dxa"/>
+          </w:tcPr>
+          <w:p>
+            <w:pPr>
+              <w:ind w:left="34"/>
+              <w:jc w:val="both"/>
+              <w:rPr>
+                <w:rFonts w:ascii="Arial" w:hAnsi="Arial" w:cs="Arial"/>
+                <w:sz w:val="20"/>
+                <w:szCs w:val="20"/>
+              </w:rPr>
+            </w:pPr>
+            <w:proofErr w:type="spellStart"/>
+            <w:r>
+              <w:rPr>
+                <w:rFonts w:ascii="Arial" w:hAnsi="Arial" w:cs="Arial"/>
+                <w:sz w:val="20"/>
+                <w:szCs w:val="20"/>
+              </w:rPr>
+              <w:t>Tanggal</w:t>
+            </w:r>
+            <w:proofErr w:type="spellEnd"/>
+            <w:r>
+              <w:rPr>
+                <w:rFonts w:ascii="Arial" w:hAnsi="Arial" w:cs="Arial"/>
+                <w:sz w:val="20"/>
+                <w:szCs w:val="20"/>
+              </w:rPr>
+              <w:t xml:space="preserve"> </w:t>
+            </w:r>
+            <w:proofErr w:type="spellStart"/>
+            <w:r>
+              <w:rPr>
+                <w:rFonts w:ascii="Arial" w:hAnsi="Arial" w:cs="Arial"/>
+                <w:sz w:val="20"/>
+                <w:szCs w:val="20"/>
+              </w:rPr>
+              <w:t>Berangkat</w:t>
+            </w:r>
+            <w:proofErr w:type="spellEnd"/>
+          </w:p>
+        </w:tc>
+        <w:tc>
+          <w:tcPr>
+            <w:tcW w:w="283" w:type="dxa"/>
+          </w:tcPr>
+          <w:p>
+            <w:pPr>
+              <w:ind w:left="34"/>
+              <w:jc w:val="both"/>
+              <w:rPr>
+                <w:rFonts w:ascii="Arial" w:hAnsi="Arial" w:cs="Arial"/>
+                <w:sz w:val="20"/>
+                <w:szCs w:val="20"/>
+              </w:rPr>
+            </w:pPr>
+            <w:r>
+              <w:rPr>
+                <w:rFonts w:ascii="Arial" w:hAnsi="Arial" w:cs="Arial"/>
+                <w:sz w:val="20"/>
+                <w:szCs w:val="20"/>
+              </w:rPr>
+              <w:t>:</w:t>
+            </w:r>
+          </w:p>
+        </w:tc>
+        <w:tc>
+          <w:tcPr>
+            <w:tcW w:w="6380" w:type="dxa"/>
+          </w:tcPr>
+          <w:p>
+            <w:pPr>
+              <w:spacing w:line="360" w:lineRule="auto"/>
+              <w:ind w:left="176"/>
+              <w:jc w:val="both"/>
+              <w:rPr>
+                <w:rFonts w:ascii="Arial" w:hAnsi="Arial" w:cs="Arial"/>
+                <w:sz w:val="20"/>
+                <w:szCs w:val="20"/>
+              </w:rPr>
+            </w:pPr>
+            <w:r>
+              <w:rPr>
+                <w:rFonts w:ascii="Arial" w:hAnsi="Arial" w:cs="Arial"/>
+                <w:sz w:val="20"/>
+                <w:szCs w:val="20"/>
+              </w:rPr>
+              <w:t>{</w:t>
+            </w:r>
+            <w:proofErr w:type="spellStart"/>
+            <w:r>
+              <w:rPr>
+                <w:rFonts w:ascii="Arial" w:hAnsi="Arial" w:cs="Arial"/>
+                <w:sz w:val="20"/>
+                <w:szCs w:val="20"/>
+              </w:rPr>
+              <w:t>tglBerangkat</w:t>
+            </w:r>
+            <w:proofErr w:type="spellEnd"/>
+            <w:r>
+              <w:rPr>
+                <w:rFonts w:ascii="Arial" w:hAnsi="Arial" w:cs="Arial"/>
+                <w:sz w:val="20"/>
+                <w:szCs w:val="20"/>
+              </w:rPr>
+              <w:t>}</w:t>
             </w:r>
           </w:p>
         </w:tc>
@@ -921,13 +1218,23 @@
                 <w:szCs w:val="20"/>
               </w:rPr>
             </w:pPr>
+            <w:proofErr w:type="spellStart"/>
             <w:r>
               <w:rPr>
                 <w:rFonts w:ascii="Arial" w:hAnsi="Arial" w:cs="Arial"/>
                 <w:sz w:val="20"/>
                 <w:szCs w:val="20"/>
               </w:rPr>
-              <w:t>Tanggal Berangkat</w:t>
+              <w:t>Tanggal</w:t>
+            </w:r>
+            <w:proofErr w:type="spellEnd"/>
+            <w:r>
+              <w:rPr>
+                <w:rFonts w:ascii="Arial" w:hAnsi="Arial" w:cs="Arial"/>
+                <w:sz w:val="20"/>
+                <w:szCs w:val="20"/>
+              </w:rPr>
+              <w:t xml:space="preserve"> Kembali</w:t>
             </w:r>
           </w:p>
         </w:tc>
@@ -976,7 +1283,25 @@
                 <w:sz w:val="20"/>
                 <w:szCs w:val="20"/>
               </w:rPr>
-              <w:t>{tglBerangkat}</w:t>
+              <w:t>{</w:t>
+            </w:r>
+            <w:proofErr w:type="spellStart"/>
+            <w:r>
+              <w:rPr>
+                <w:rFonts w:ascii="Arial" w:hAnsi="Arial" w:cs="Arial"/>
+                <w:sz w:val="20"/>
+                <w:szCs w:val="20"/>
+              </w:rPr>
+              <w:t>tglKembali</w:t>
+            </w:r>
+            <w:proofErr w:type="spellEnd"/>
+            <w:r>
+              <w:rPr>
+                <w:rFonts w:ascii="Arial" w:hAnsi="Arial" w:cs="Arial"/>
+                <w:sz w:val="20"/>
+                <w:szCs w:val="20"/>
+              </w:rPr>
+              <w:t>}</w:t>
             </w:r>
           </w:p>
         </w:tc>
@@ -1002,8 +1327,18 @@
                 <w:sz w:val="20"/>
                 <w:szCs w:val="20"/>
               </w:rPr>
-              <w:t>Tanggal Kembali</w:t>
+              <w:t xml:space="preserve">Hasil </w:t>
             </w:r>
+            <w:proofErr w:type="spellStart"/>
+            <w:r>
+              <w:rPr>
+                <w:rFonts w:ascii="Arial" w:hAnsi="Arial" w:cs="Arial"/>
+                <w:sz w:val="20"/>
+                <w:szCs w:val="20"/>
+              </w:rPr>
+              <w:t>Kegiatan</w:t>
+            </w:r>
+            <w:proofErr w:type="spellEnd"/>
           </w:p>
         </w:tc>
         <w:tc>
@@ -1045,88 +1380,59 @@
                 <w:szCs w:val="20"/>
               </w:rPr>
             </w:pPr>
+            <w:proofErr w:type="spellStart"/>
             <w:r>
               <w:rPr>
                 <w:rFonts w:ascii="Arial" w:hAnsi="Arial" w:cs="Arial"/>
                 <w:sz w:val="20"/>
                 <w:szCs w:val="20"/>
               </w:rPr>
-              <w:t>{tglKembali}</w:t>
+              <w:t>Terlaksananya</w:t>
             </w:r>
-          </w:p>
-        </w:tc>
-      </w:tr>
-      <w:tr>
-        <w:tc>
-          <w:tcPr>
-            <w:tcW w:w="2835" w:type="dxa"/>
-          </w:tcPr>
-          <w:p>
-            <w:pPr>
-              <w:ind w:left="34"/>
-              <w:jc w:val="both"/>
-              <w:rPr>
-                <w:rFonts w:ascii="Arial" w:hAnsi="Arial" w:cs="Arial"/>
-                <w:sz w:val="20"/>
-                <w:szCs w:val="20"/>
-              </w:rPr>
-            </w:pPr>
+            <w:proofErr w:type="spellEnd"/>
             <w:r>
               <w:rPr>
                 <w:rFonts w:ascii="Arial" w:hAnsi="Arial" w:cs="Arial"/>
                 <w:sz w:val="20"/>
                 <w:szCs w:val="20"/>
               </w:rPr>
-              <w:t>Hasil Kegiatan</w:t>
+              <w:t xml:space="preserve"> </w:t>
             </w:r>
-          </w:p>
-        </w:tc>
-        <w:tc>
-          <w:tcPr>
-            <w:tcW w:w="283" w:type="dxa"/>
-          </w:tcPr>
-          <w:p>
-            <w:pPr>
-              <w:ind w:left="34"/>
-              <w:jc w:val="both"/>
-              <w:rPr>
-                <w:rFonts w:ascii="Arial" w:hAnsi="Arial" w:cs="Arial"/>
-                <w:sz w:val="20"/>
-                <w:szCs w:val="20"/>
-              </w:rPr>
-            </w:pPr>
+            <w:proofErr w:type="spellStart"/>
             <w:r>
               <w:rPr>
                 <w:rFonts w:ascii="Arial" w:hAnsi="Arial" w:cs="Arial"/>
                 <w:sz w:val="20"/>
                 <w:szCs w:val="20"/>
               </w:rPr>
-              <w:t>:</w:t>
+              <w:t>tugas</w:t>
             </w:r>
-          </w:p>
-        </w:tc>
-        <w:tc>
-          <w:tcPr>
-            <w:tcW w:w="6380" w:type="dxa"/>
-          </w:tcPr>
-          <w:p>
-            <w:pPr>
-              <w:spacing w:line="360" w:lineRule="auto"/>
-              <w:ind w:left="176"/>
-              <w:jc w:val="both"/>
-              <w:rPr>
-                <w:rFonts w:ascii="Arial" w:hAnsi="Arial" w:cs="Arial"/>
-                <w:sz w:val="20"/>
-                <w:szCs w:val="20"/>
-              </w:rPr>
-            </w:pPr>
+            <w:proofErr w:type="spellEnd"/>
             <w:r>
               <w:rPr>
                 <w:rFonts w:ascii="Arial" w:hAnsi="Arial" w:cs="Arial"/>
                 <w:sz w:val="20"/>
                 <w:szCs w:val="20"/>
               </w:rPr>
-              <w:t>Terlaksananya tugas {kegiatan}</w:t>
+              <w:t xml:space="preserve"> {</w:t>
+            </w:r>
+            <w:proofErr w:type="spellStart"/>
+            <w:r>
+              <w:rPr>
+                <w:rFonts w:ascii="Arial" w:hAnsi="Arial" w:cs="Arial"/>
+                <w:sz w:val="20"/>
+                <w:szCs w:val="20"/>
+              </w:rPr>
+              <w:t>kegiatan</w:t>
+            </w:r>
+            <w:proofErr w:type="spellEnd"/>
+            <w:r>
+              <w:rPr>
+                <w:rFonts w:ascii="Arial" w:hAnsi="Arial" w:cs="Arial"/>
+                <w:sz w:val="20"/>
+                <w:szCs w:val="20"/>
+              </w:rPr>
+              <w:t>}</w:t>
             </w:r>
           </w:p>
         </w:tc>
@@ -1220,13 +1526,59 @@
                 <w:szCs w:val="20"/>
               </w:rPr>
             </w:pPr>
+            <w:proofErr w:type="spellStart"/>
             <w:r>
               <w:rPr>
                 <w:rFonts w:ascii="Arial" w:hAnsi="Arial" w:cs="Arial"/>
                 <w:sz w:val="20"/>
                 <w:szCs w:val="20"/>
               </w:rPr>
-              <w:t>Petugas yang melaksanakan perjalanan,</w:t>
+              <w:t>Petugas</w:t>
+            </w:r>
+            <w:proofErr w:type="spellEnd"/>
+            <w:r>
+              <w:rPr>
+                <w:rFonts w:ascii="Arial" w:hAnsi="Arial" w:cs="Arial"/>
+                <w:sz w:val="20"/>
+                <w:szCs w:val="20"/>
+              </w:rPr>
+              <w:t xml:space="preserve"> yang </w:t>
+            </w:r>
+            <w:proofErr w:type="spellStart"/>
+            <w:r>
+              <w:rPr>
+                <w:rFonts w:ascii="Arial" w:hAnsi="Arial" w:cs="Arial"/>
+                <w:sz w:val="20"/>
+                <w:szCs w:val="20"/>
+              </w:rPr>
+              <w:t>melaksanakan</w:t>
+            </w:r>
+            <w:proofErr w:type="spellEnd"/>
+            <w:r>
+              <w:rPr>
+                <w:rFonts w:ascii="Arial" w:hAnsi="Arial" w:cs="Arial"/>
+                <w:sz w:val="20"/>
+                <w:szCs w:val="20"/>
+              </w:rPr>
+              <w:t xml:space="preserve"> </w:t>
+            </w:r>
+            <w:proofErr w:type="spellStart"/>
+            <w:r>
+              <w:rPr>
+                <w:rFonts w:ascii="Arial" w:hAnsi="Arial" w:cs="Arial"/>
+                <w:sz w:val="20"/>
+                <w:szCs w:val="20"/>
+              </w:rPr>
+              <w:t>perjalanan</w:t>
+            </w:r>
+            <w:proofErr w:type="spellEnd"/>
+            <w:r>
+              <w:rPr>
+                <w:rFonts w:ascii="Arial" w:hAnsi="Arial" w:cs="Arial"/>
+                <w:sz w:val="20"/>
+                <w:szCs w:val="20"/>
+              </w:rPr>
+              <w:t>,</w:t>
             </w:r>
           </w:p>
         </w:tc>
@@ -5781,6 +6133,9 @@
   <wne:recipientData>
     <wne:active wne:val="1"/>
     <wne:hash wne:val="-1708347488"/>
+  </wne:recipientData>
+  <wne:recipientData>
+    <wne:active wne:val="1"/>
   </wne:recipientData>
   <wne:recipientData>
     <wne:active wne:val="1"/>
